--- a/docs/2025-GTI-Sem-BancoDeDados.docx
+++ b/docs/2025-GTI-Sem-BancoDeDados.docx
@@ -95,7 +95,7 @@
         <w:pStyle w:val="Date"/>
       </w:pPr>
       <w:r>
-        <w:t xml:space="preserve">2025-08-25</w:t>
+        <w:t xml:space="preserve">2025-09-01</w:t>
       </w:r>
     </w:p>
     <w:sdt>
@@ -4419,7 +4419,7 @@
     </w:p>
     <w:bookmarkEnd w:id="79"/>
     <w:bookmarkEnd w:id="80"/>
-    <w:bookmarkStart w:id="128" w:name="Xf6ee4eee36dbeb57ce4ffb3e11cdc0af042da9e"/>
+    <w:bookmarkStart w:id="129" w:name="Xf6ee4eee36dbeb57ce4ffb3e11cdc0af042da9e"/>
     <w:p>
       <w:pPr>
         <w:pStyle w:val="Heading1"/>
@@ -5763,9 +5763,159 @@
         </w:pict>
       </w:r>
     </w:p>
+    <w:p>
+      <w:pPr>
+        <w:pStyle w:val="SourceCode"/>
+      </w:pPr>
+      <w:r>
+        <w:rPr>
+          <w:rStyle w:val="NormalTok"/>
+        </w:rPr>
+        <w:t xml:space="preserve">rmarkdown</w:t>
+      </w:r>
+      <w:r>
+        <w:rPr>
+          <w:rStyle w:val="SpecialCharTok"/>
+        </w:rPr>
+        <w:t xml:space="preserve">::</w:t>
+      </w:r>
+      <w:r>
+        <w:rPr>
+          <w:rStyle w:val="FunctionTok"/>
+        </w:rPr>
+        <w:t xml:space="preserve">render</w:t>
+      </w:r>
+      <w:r>
+        <w:rPr>
+          <w:rStyle w:val="NormalTok"/>
+        </w:rPr>
+        <w:t xml:space="preserve">(</w:t>
+      </w:r>
+      <w:r>
+        <w:rPr>
+          <w:rStyle w:val="StringTok"/>
+        </w:rPr>
+        <w:t xml:space="preserve">"03-2025-08-19_20_.Rmd"</w:t>
+      </w:r>
+      <w:r>
+        <w:rPr>
+          <w:rStyle w:val="NormalTok"/>
+        </w:rPr>
+        <w:t xml:space="preserve">, </w:t>
+      </w:r>
+      <w:r>
+        <w:rPr>
+          <w:rStyle w:val="AttributeTok"/>
+        </w:rPr>
+        <w:t xml:space="preserve">output_dir=</w:t>
+      </w:r>
+      <w:r>
+        <w:rPr>
+          <w:rStyle w:val="StringTok"/>
+        </w:rPr>
+        <w:t xml:space="preserve">"docs"</w:t>
+      </w:r>
+      <w:r>
+        <w:rPr>
+          <w:rStyle w:val="NormalTok"/>
+        </w:rPr>
+        <w:t xml:space="preserve">, </w:t>
+      </w:r>
+      <w:r>
+        <w:rPr>
+          <w:rStyle w:val="AttributeTok"/>
+        </w:rPr>
+        <w:t xml:space="preserve">output_file =</w:t>
+      </w:r>
+      <w:r>
+        <w:rPr>
+          <w:rStyle w:val="StringTok"/>
+        </w:rPr>
+        <w:t xml:space="preserve">"temporario.html"</w:t>
+      </w:r>
+      <w:r>
+        <w:rPr>
+          <w:rStyle w:val="NormalTok"/>
+        </w:rPr>
+        <w:t xml:space="preserve"> , </w:t>
+      </w:r>
+      <w:r>
+        <w:rPr>
+          <w:rStyle w:val="AttributeTok"/>
+        </w:rPr>
+        <w:t xml:space="preserve">output_format =</w:t>
+      </w:r>
+      <w:r>
+        <w:rPr>
+          <w:rStyle w:val="NormalTok"/>
+        </w:rPr>
+        <w:t xml:space="preserve"> </w:t>
+      </w:r>
+      <w:r>
+        <w:rPr>
+          <w:rStyle w:val="StringTok"/>
+        </w:rPr>
+        <w:t xml:space="preserve">"html_document"</w:t>
+      </w:r>
+      <w:r>
+        <w:rPr>
+          <w:rStyle w:val="NormalTok"/>
+        </w:rPr>
+        <w:t xml:space="preserve">) ; utils</w:t>
+      </w:r>
+      <w:r>
+        <w:rPr>
+          <w:rStyle w:val="SpecialCharTok"/>
+        </w:rPr>
+        <w:t xml:space="preserve">::</w:t>
+      </w:r>
+      <w:r>
+        <w:rPr>
+          <w:rStyle w:val="FunctionTok"/>
+        </w:rPr>
+        <w:t xml:space="preserve">browseURL</w:t>
+      </w:r>
+      <w:r>
+        <w:rPr>
+          <w:rStyle w:val="NormalTok"/>
+        </w:rPr>
+        <w:t xml:space="preserve">(</w:t>
+      </w:r>
+      <w:r>
+        <w:rPr>
+          <w:rStyle w:val="StringTok"/>
+        </w:rPr>
+        <w:t xml:space="preserve">"docs/temporario.html"</w:t>
+      </w:r>
+      <w:r>
+        <w:rPr>
+          <w:rStyle w:val="NormalTok"/>
+        </w:rPr>
+        <w:t xml:space="preserve">)</w:t>
+      </w:r>
+    </w:p>
     <w:bookmarkEnd w:id="127"/>
+    <w:bookmarkStart w:id="128" w:name="exercícios"/>
+    <w:p>
+      <w:pPr>
+        <w:pStyle w:val="Heading2"/>
+      </w:pPr>
+      <w:r>
+        <w:rPr>
+          <w:rStyle w:val="SectionNumber"/>
+        </w:rPr>
+        <w:t xml:space="preserve">2.7</w:t>
+      </w:r>
+      <w:r>
+        <w:tab/>
+      </w:r>
+      <w:r>
+        <w:t xml:space="preserve">Exercícios</w:t>
+      </w:r>
+    </w:p>
     <w:bookmarkEnd w:id="128"/>
-    <w:bookmarkStart w:id="191" w:name="modelagem-de-bancos-de-dados"/>
+    <w:bookmarkEnd w:id="129"/>
+    <w:bookmarkStart w:id="205" w:name="modelagem-de-bancos-de-dados"/>
     <w:p>
       <w:pPr>
         <w:pStyle w:val="Heading1"/>
@@ -5783,7 +5933,7 @@
         <w:t xml:space="preserve">Modelagem de Bancos de Dados</w:t>
       </w:r>
     </w:p>
-    <w:bookmarkStart w:id="129" w:name="section-2"/>
+    <w:bookmarkStart w:id="130" w:name="section-2"/>
     <w:p>
       <w:pPr>
         <w:pStyle w:val="Heading4"/>
@@ -5792,8 +5942,8 @@
         <w:t xml:space="preserve">18/08/2025</w:t>
       </w:r>
     </w:p>
-    <w:bookmarkEnd w:id="129"/>
-    <w:bookmarkStart w:id="130" w:name="professor-miguél-suares-2"/>
+    <w:bookmarkEnd w:id="130"/>
+    <w:bookmarkStart w:id="131" w:name="professor-miguél-suares-2"/>
     <w:p>
       <w:pPr>
         <w:pStyle w:val="Heading4"/>
@@ -5802,8 +5952,8 @@
         <w:t xml:space="preserve">Professor Miguél Suares</w:t>
       </w:r>
     </w:p>
-    <w:bookmarkEnd w:id="130"/>
-    <w:bookmarkStart w:id="137" w:name="X296d35e8cfddeebbc2befb5f2f664c0850b6050"/>
+    <w:bookmarkEnd w:id="131"/>
+    <w:bookmarkStart w:id="138" w:name="X296d35e8cfddeebbc2befb5f2f664c0850b6050"/>
     <w:p>
       <w:pPr>
         <w:pStyle w:val="Heading2"/>
@@ -5830,18 +5980,18 @@
           <wp:inline>
             <wp:extent cx="4305300" cy="4305300"/>
             <wp:effectExtent b="0" l="0" r="0" t="0"/>
-            <wp:docPr descr="" title="" id="132" name="Picture"/>
+            <wp:docPr descr="" title="" id="133" name="Picture"/>
             <a:graphic>
               <a:graphicData uri="http://schemas.openxmlformats.org/drawingml/2006/picture">
                 <pic:pic>
                   <pic:nvPicPr>
-                    <pic:cNvPr descr="images/5-bi/01-banco-de-dados.jpg" id="133" name="Picture"/>
+                    <pic:cNvPr descr="images/5-bi/01-banco-de-dados.jpg" id="134" name="Picture"/>
                     <pic:cNvPicPr>
                       <a:picLocks noChangeArrowheads="1" noChangeAspect="1"/>
                     </pic:cNvPicPr>
                   </pic:nvPicPr>
                   <pic:blipFill>
-                    <a:blip r:embed="rId131"/>
+                    <a:blip r:embed="rId132"/>
                     <a:stretch>
                       <a:fillRect/>
                     </a:stretch>
@@ -6008,18 +6158,18 @@
           <wp:inline>
             <wp:extent cx="5334000" cy="2622680"/>
             <wp:effectExtent b="0" l="0" r="0" t="0"/>
-            <wp:docPr descr="" title="" id="135" name="Picture"/>
+            <wp:docPr descr="" title="" id="136" name="Picture"/>
             <a:graphic>
               <a:graphicData uri="http://schemas.openxmlformats.org/drawingml/2006/picture">
                 <pic:pic>
                   <pic:nvPicPr>
-                    <pic:cNvPr descr="images/5-bi/07-tabela_relacional.jpg" id="136" name="Picture"/>
+                    <pic:cNvPr descr="images/5-bi/07-tabela_relacional.jpg" id="137" name="Picture"/>
                     <pic:cNvPicPr>
                       <a:picLocks noChangeArrowheads="1" noChangeAspect="1"/>
                     </pic:cNvPicPr>
                   </pic:nvPicPr>
                   <pic:blipFill>
-                    <a:blip r:embed="rId134"/>
+                    <a:blip r:embed="rId135"/>
                     <a:stretch>
                       <a:fillRect/>
                     </a:stretch>
@@ -6238,8 +6388,8 @@
         <w:t xml:space="preserve">que confere identificação exclusiva a cada registro da tabela.</w:t>
       </w:r>
     </w:p>
-    <w:bookmarkEnd w:id="137"/>
-    <w:bookmarkStart w:id="149" w:name="modelo-matemático-de-um-banco-de-dados"/>
+    <w:bookmarkEnd w:id="138"/>
+    <w:bookmarkStart w:id="150" w:name="modelo-matemático-de-um-banco-de-dados"/>
     <w:p>
       <w:pPr>
         <w:pStyle w:val="Heading2"/>
@@ -6262,16 +6412,10 @@
         <w:pStyle w:val="FirstParagraph"/>
       </w:pPr>
       <w:r>
-        <w:t xml:space="preserve">Considere um Banco de Dados para representar, com consistência Matemática os</w:t>
-      </w:r>
-      <w:r>
-        <w:t xml:space="preserve"> </w:t>
-      </w:r>
-      <w:r>
-        <w:t xml:space="preserve">funcionários e Departamentos de uma Empresa.</w:t>
-      </w:r>
-    </w:p>
-    <w:bookmarkStart w:id="143" w:name="X0b0e676ce10aad8ec6de2aeedf13b92e55dfda7"/>
+        <w:t xml:space="preserve">Considere um Banco de Dados para representar, com consistência Matemática os funcionários e Departamentos de uma Empresa.</w:t>
+      </w:r>
+    </w:p>
+    <w:bookmarkStart w:id="144" w:name="X0b0e676ce10aad8ec6de2aeedf13b92e55dfda7"/>
     <w:p>
       <w:pPr>
         <w:pStyle w:val="Heading3"/>
@@ -6296,20 +6440,20 @@
       <w:r>
         <w:drawing>
           <wp:inline>
-            <wp:extent cx="2587232" cy="1859381"/>
+            <wp:extent cx="2993971" cy="1574969"/>
             <wp:effectExtent b="0" l="0" r="0" t="0"/>
-            <wp:docPr descr="Figure 3.1: Diagrama de Montadoras, Veículos e Proprietários" title="" id="139" name="Picture"/>
+            <wp:docPr descr="Figure 3.1: Diagrama de Montadoras, Veículos e Proprietários" title="" id="140" name="Picture"/>
             <a:graphic>
               <a:graphicData uri="http://schemas.openxmlformats.org/drawingml/2006/picture">
                 <pic:pic>
                   <pic:nvPicPr>
-                    <pic:cNvPr descr="2025-GTI-Sem-BancoDeDados_files/figure-docx/tikz-diagrama0-1.png" id="140" name="Picture"/>
+                    <pic:cNvPr descr="2025-GTI-Sem-BancoDeDados_files/figure-docx/tikz-diagrama0-1.png" id="141" name="Picture"/>
                     <pic:cNvPicPr>
                       <a:picLocks noChangeArrowheads="1" noChangeAspect="1"/>
                     </pic:cNvPicPr>
                   </pic:nvPicPr>
                   <pic:blipFill>
-                    <a:blip r:embed="rId138"/>
+                    <a:blip r:embed="rId139"/>
                     <a:stretch>
                       <a:fillRect/>
                     </a:stretch>
@@ -6317,7 +6461,7 @@
                   <pic:spPr bwMode="auto">
                     <a:xfrm>
                       <a:off x="0" y="0"/>
-                      <a:ext cx="2587232" cy="1859381"/>
+                      <a:ext cx="2993971" cy="1574969"/>
                     </a:xfrm>
                     <a:prstGeom prst="rect">
                       <a:avLst/>
@@ -6340,13 +6484,13 @@
       <w:pPr>
         <w:pStyle w:val="ImageCaption"/>
       </w:pPr>
-      <w:bookmarkStart w:id="141" w:name="fig:tikz-diagrama0"/>
-      <w:bookmarkEnd w:id="141"/>
+      <w:bookmarkStart w:id="142" w:name="fig:tikz-diagrama0"/>
+      <w:bookmarkEnd w:id="142"/>
       <w:r>
         <w:t xml:space="preserve">Figure 3.1: Diagrama de Montadoras, Veículos e Proprietários</w:t>
       </w:r>
     </w:p>
-    <w:bookmarkStart w:id="142" w:name="Xf482d4f1033cd99b36a487d9f553687d01c2549"/>
+    <w:bookmarkStart w:id="143" w:name="Xf482d4f1033cd99b36a487d9f553687d01c2549"/>
     <w:p>
       <w:pPr>
         <w:pStyle w:val="Heading4"/>
@@ -6410,9 +6554,9 @@
         <w:t xml:space="preserve">A Relational Model of Data for Large Shared Data Banks” (Communications of the ACM, vol. 13, n. 6, pp. 377–387, 1970).</w:t>
       </w:r>
     </w:p>
-    <w:bookmarkEnd w:id="142"/>
     <w:bookmarkEnd w:id="143"/>
-    <w:bookmarkStart w:id="148" w:name="Xc27c89299f1fcf7868e01cc79c318954f125ff9"/>
+    <w:bookmarkEnd w:id="144"/>
+    <w:bookmarkStart w:id="149" w:name="Xc27c89299f1fcf7868e01cc79c318954f125ff9"/>
     <w:p>
       <w:pPr>
         <w:pStyle w:val="Heading3"/>
@@ -6435,47 +6579,14 @@
         <w:pStyle w:val="FirstParagraph"/>
       </w:pPr>
       <w:r>
-        <w:t xml:space="preserve">$$</w:t>
-      </w:r>
-    </w:p>
-    <w:p>
-      <w:pPr>
-        <w:pStyle w:val="BodyText"/>
-      </w:pPr>
-      <w:r>
-        <w:t xml:space="preserve">f(x) = Y</w:t>
-      </w:r>
-    </w:p>
-    <w:p>
-      <w:pPr>
-        <w:pStyle w:val="BodyText"/>
-      </w:pPr>
-      <w:r>
-        <w:t xml:space="preserve">$$</w:t>
-      </w:r>
-    </w:p>
-    <w:p>
-      <w:pPr>
-        <w:pStyle w:val="BodyText"/>
-      </w:pPr>
-      <w:r>
-        <w:t xml:space="preserve">$$</w:t>
-      </w:r>
-    </w:p>
-    <w:p>
-      <w:pPr>
-        <w:pStyle w:val="BodyText"/>
-      </w:pPr>
-      <w:r>
-        <w:t xml:space="preserve">F(Funcionário) = Departamento</w:t>
-      </w:r>
-    </w:p>
-    <w:p>
-      <w:pPr>
-        <w:pStyle w:val="BodyText"/>
-      </w:pPr>
-      <w:r>
-        <w:t xml:space="preserve">$$</w:t>
+        <w:t xml:space="preserve">$$
+\text{Edgard Frank Codd era um matemático tradicional} \\
+\text{Considere o conseito de função: } \\
+f(x) = Y \\
+\text{era dessa forma que ele imaginava relacionamento e } \\
+\text{ garantia matemática de CONSISTÊNCIA entre } \\
+\text{ elementos de 2 conjuntos de dados diferentes }
+$$</w:t>
       </w:r>
     </w:p>
     <w:p>
@@ -6485,20 +6596,20 @@
       <w:r>
         <w:drawing>
           <wp:inline>
-            <wp:extent cx="2587232" cy="1859381"/>
+            <wp:extent cx="2746258" cy="1504631"/>
             <wp:effectExtent b="0" l="0" r="0" t="0"/>
-            <wp:docPr descr="Figure 3.2: Diagrama de Montadoras, Veículos e Proprietários" title="" id="145" name="Picture"/>
+            <wp:docPr descr="Figure 3.2: Diagrama de Montadoras, Veículos e Proprietários" title="" id="146" name="Picture"/>
             <a:graphic>
               <a:graphicData uri="http://schemas.openxmlformats.org/drawingml/2006/picture">
                 <pic:pic>
                   <pic:nvPicPr>
-                    <pic:cNvPr descr="2025-GTI-Sem-BancoDeDados_files/figure-docx/tikz-diagrama10-1.png" id="146" name="Picture"/>
+                    <pic:cNvPr descr="2025-GTI-Sem-BancoDeDados_files/figure-docx/tikz-diagrama10-1.png" id="147" name="Picture"/>
                     <pic:cNvPicPr>
                       <a:picLocks noChangeArrowheads="1" noChangeAspect="1"/>
                     </pic:cNvPicPr>
                   </pic:nvPicPr>
                   <pic:blipFill>
-                    <a:blip r:embed="rId144"/>
+                    <a:blip r:embed="rId145"/>
                     <a:stretch>
                       <a:fillRect/>
                     </a:stretch>
@@ -6506,7 +6617,7 @@
                   <pic:spPr bwMode="auto">
                     <a:xfrm>
                       <a:off x="0" y="0"/>
-                      <a:ext cx="2587232" cy="1859381"/>
+                      <a:ext cx="2746258" cy="1504631"/>
                     </a:xfrm>
                     <a:prstGeom prst="rect">
                       <a:avLst/>
@@ -6529,8 +6640,8 @@
       <w:pPr>
         <w:pStyle w:val="ImageCaption"/>
       </w:pPr>
-      <w:bookmarkStart w:id="147" w:name="fig:tikz-diagrama10"/>
-      <w:bookmarkEnd w:id="147"/>
+      <w:bookmarkStart w:id="148" w:name="fig:tikz-diagrama10"/>
+      <w:bookmarkEnd w:id="148"/>
       <w:r>
         <w:t xml:space="preserve">Figure 3.2: Diagrama de Montadoras, Veículos e Proprietários</w:t>
       </w:r>
@@ -6548,12 +6659,30 @@
         <w:pStyle w:val="BodyText"/>
       </w:pPr>
       <w:r>
+        <w:t xml:space="preserve">$$
+\begin{array}{c| c | c}
+\textbf{ Conjunto Funcionários}    &amp; \textbf{ Relacionamento Trabalha} &amp; \textbf{Conjunto Departamentos)} \\ 
+\hline 
+FULANO                             &amp;  \quad TRABALHA                   &amp; \quad RH \\
+BELTRANO                           &amp;  \quad TRABALHA                   &amp; \quad FINANCEIRO \\
+CICLANO                            &amp;  \quad TRABALHA                   &amp; \quad DEIRETORIA \\
+\hline
+\textbf{Total: 3 ELEMENTOS }       &amp; \textbf{ CONECTADOS }             &amp; \textbf{Total: 3 ELEMENTOS }
+\end{array}
+$$</w:t>
+      </w:r>
+    </w:p>
+    <w:p>
+      <w:pPr>
+        <w:pStyle w:val="FirstParagraph"/>
+      </w:pPr>
+      <w:r>
         <w:t xml:space="preserve">Ainda, é necessário acrescentar algumas regras de integridade a representação;</w:t>
       </w:r>
     </w:p>
-    <w:bookmarkEnd w:id="148"/>
     <w:bookmarkEnd w:id="149"/>
-    <w:bookmarkStart w:id="164" w:name="modelo-lógico-de-banco-de-dados"/>
+    <w:bookmarkEnd w:id="150"/>
+    <w:bookmarkStart w:id="165" w:name="modelo-lógico-de-banco-de-dados"/>
     <w:p>
       <w:pPr>
         <w:pStyle w:val="Heading2"/>
@@ -6571,7 +6700,7 @@
         <w:t xml:space="preserve">Modelo Lógico de Banco de Dados</w:t>
       </w:r>
     </w:p>
-    <w:bookmarkStart w:id="153" w:name="X48c04480dd8fda0dedf1c5ee1ad8f35ae1b56d2"/>
+    <w:bookmarkStart w:id="154" w:name="X48c04480dd8fda0dedf1c5ee1ad8f35ae1b56d2"/>
     <w:p>
       <w:pPr>
         <w:pStyle w:val="Heading3"/>
@@ -6653,18 +6782,18 @@
           <wp:inline>
             <wp:extent cx="5334000" cy="1308919"/>
             <wp:effectExtent b="0" l="0" r="0" t="0"/>
-            <wp:docPr descr="" title="" id="151" name="Picture"/>
+            <wp:docPr descr="" title="" id="152" name="Picture"/>
             <a:graphic>
               <a:graphicData uri="http://schemas.openxmlformats.org/drawingml/2006/picture">
                 <pic:pic>
                   <pic:nvPicPr>
-                    <pic:cNvPr descr="images/5-bi/02-Modelo-Entidade-Relacionamento.jpg" id="152" name="Picture"/>
+                    <pic:cNvPr descr="images/5-bi/02-Modelo-Entidade-Relacionamento.jpg" id="153" name="Picture"/>
                     <pic:cNvPicPr>
                       <a:picLocks noChangeArrowheads="1" noChangeAspect="1"/>
                     </pic:cNvPicPr>
                   </pic:nvPicPr>
                   <pic:blipFill>
-                    <a:blip r:embed="rId150"/>
+                    <a:blip r:embed="rId151"/>
                     <a:stretch>
                       <a:fillRect/>
                     </a:stretch>
@@ -6717,8 +6846,8 @@
         <w:t xml:space="preserve">é uma representação esquemática utilizada para entender as relações entre as tabelas de um banco de dados relacional. [[1] - LAUDON, Kenneth C.; LAUDON, Jane P. *Sistemas de informação gerenciais*. 11. ed. São Paulo: Pearson Education do Brasil, 2010. p. 180.]</w:t>
       </w:r>
     </w:p>
-    <w:bookmarkEnd w:id="153"/>
-    <w:bookmarkStart w:id="163" w:name="Xe3e6496dfa8b33bc86235b40e801f976f4de506"/>
+    <w:bookmarkEnd w:id="154"/>
+    <w:bookmarkStart w:id="164" w:name="Xe3e6496dfa8b33bc86235b40e801f976f4de506"/>
     <w:p>
       <w:pPr>
         <w:pStyle w:val="Heading3"/>
@@ -6739,14 +6868,14 @@
     <w:tbl>
       <w:tblPr>
         <w:tblStyle w:val="Table"/>
-        <w:tblW w:type="pct" w:w="4946"/>
+        <w:tblW w:type="pct" w:w="4944"/>
         <w:tblLayout w:type="fixed"/>
         <w:tblLook w:firstRow="0" w:lastRow="0" w:firstColumn="0" w:lastColumn="0" w:noHBand="0" w:noVBand="0" w:val="0000"/>
       </w:tblPr>
       <w:tblGrid>
-        <w:gridCol w:w="1277"/>
-        <w:gridCol w:w="3065"/>
-        <w:gridCol w:w="3491"/>
+        <w:gridCol w:w="978"/>
+        <w:gridCol w:w="3203"/>
+        <w:gridCol w:w="3648"/>
       </w:tblGrid>
       <w:tr>
         <w:tc>
@@ -6823,18 +6952,18 @@
                 <wp:inline>
                   <wp:extent cx="2190750" cy="933450"/>
                   <wp:effectExtent b="0" l="0" r="0" t="0"/>
-                  <wp:docPr descr="" title="" id="155" name="Picture"/>
+                  <wp:docPr descr="" title="" id="156" name="Picture"/>
                   <a:graphic>
                     <a:graphicData uri="http://schemas.openxmlformats.org/drawingml/2006/picture">
                       <pic:pic>
                         <pic:nvPicPr>
-                          <pic:cNvPr descr="images/5-bi/03-retangulo.jpg" id="156" name="Picture"/>
+                          <pic:cNvPr descr="images/5-bi/03-retangulo.jpg" id="157" name="Picture"/>
                           <pic:cNvPicPr>
                             <a:picLocks noChangeArrowheads="1" noChangeAspect="1"/>
                           </pic:cNvPicPr>
                         </pic:nvPicPr>
                         <pic:blipFill>
-                          <a:blip r:embed="rId154"/>
+                          <a:blip r:embed="rId155"/>
                           <a:stretch>
                             <a:fillRect/>
                           </a:stretch>
@@ -6900,14 +7029,14 @@
     <w:tbl>
       <w:tblPr>
         <w:tblStyle w:val="Table"/>
-        <w:tblW w:type="pct" w:w="4962"/>
+        <w:tblW w:type="pct" w:w="5000"/>
         <w:tblLayout w:type="fixed"/>
         <w:tblLook w:firstRow="0" w:lastRow="0" w:firstColumn="0" w:lastColumn="0" w:noHBand="0" w:noVBand="0" w:val="0000"/>
       </w:tblPr>
       <w:tblGrid>
-        <w:gridCol w:w="840"/>
-        <w:gridCol w:w="2760"/>
-        <w:gridCol w:w="4260"/>
+        <w:gridCol w:w="2640"/>
+        <w:gridCol w:w="2640"/>
+        <w:gridCol w:w="2640"/>
       </w:tblGrid>
       <w:tr>
         <w:tc>
@@ -6984,18 +7113,18 @@
                 <wp:inline>
                   <wp:extent cx="1733550" cy="734351"/>
                   <wp:effectExtent b="0" l="0" r="0" t="0"/>
-                  <wp:docPr descr="" title="" id="158" name="Picture"/>
+                  <wp:docPr descr="" title="" id="159" name="Picture"/>
                   <a:graphic>
                     <a:graphicData uri="http://schemas.openxmlformats.org/drawingml/2006/picture">
                       <pic:pic>
                         <pic:nvPicPr>
-                          <pic:cNvPr descr="images/5-bi/05-elipse.jpg" id="159" name="Picture"/>
+                          <pic:cNvPr descr="images/5-bi/05-elipse.jpg" id="160" name="Picture"/>
                           <pic:cNvPicPr>
                             <a:picLocks noChangeArrowheads="1" noChangeAspect="1"/>
                           </pic:cNvPicPr>
                         </pic:nvPicPr>
                         <pic:blipFill>
-                          <a:blip r:embed="rId157"/>
+                          <a:blip r:embed="rId158"/>
                           <a:stretch>
                             <a:fillRect/>
                           </a:stretch>
@@ -7138,18 +7267,18 @@
                 <wp:inline>
                   <wp:extent cx="1762125" cy="750818"/>
                   <wp:effectExtent b="0" l="0" r="0" t="0"/>
-                  <wp:docPr descr="" title="" id="161" name="Picture"/>
+                  <wp:docPr descr="" title="" id="162" name="Picture"/>
                   <a:graphic>
                     <a:graphicData uri="http://schemas.openxmlformats.org/drawingml/2006/picture">
                       <pic:pic>
                         <pic:nvPicPr>
-                          <pic:cNvPr descr="images/5-bi/04-losango.jpg" id="162" name="Picture"/>
+                          <pic:cNvPr descr="images/5-bi/04-losango.jpg" id="163" name="Picture"/>
                           <pic:cNvPicPr>
                             <a:picLocks noChangeArrowheads="1" noChangeAspect="1"/>
                           </pic:cNvPicPr>
                         </pic:nvPicPr>
                         <pic:blipFill>
-                          <a:blip r:embed="rId160"/>
+                          <a:blip r:embed="rId161"/>
                           <a:stretch>
                             <a:fillRect/>
                           </a:stretch>
@@ -7227,9 +7356,9 @@
         </w:tc>
       </w:tr>
     </w:tbl>
-    <w:bookmarkEnd w:id="163"/>
     <w:bookmarkEnd w:id="164"/>
-    <w:bookmarkStart w:id="170" w:name="modelo-físico-de-banco-de-dados"/>
+    <w:bookmarkEnd w:id="165"/>
+    <w:bookmarkStart w:id="171" w:name="modelo-físico-de-banco-de-dados"/>
     <w:p>
       <w:pPr>
         <w:pStyle w:val="Heading2"/>
@@ -7247,7 +7376,7 @@
         <w:t xml:space="preserve">Modelo Físico de Banco de Dados</w:t>
       </w:r>
     </w:p>
-    <w:bookmarkStart w:id="168" w:name="Xa89d2af6984d5c2033985f4b9fa2480fdf57f66"/>
+    <w:bookmarkStart w:id="169" w:name="Xa89d2af6984d5c2033985f4b9fa2480fdf57f66"/>
     <w:p>
       <w:pPr>
         <w:pStyle w:val="Heading3"/>
@@ -7308,18 +7437,18 @@
           <wp:inline>
             <wp:extent cx="5334000" cy="2475254"/>
             <wp:effectExtent b="0" l="0" r="0" t="0"/>
-            <wp:docPr descr="" title="" id="166" name="Picture"/>
+            <wp:docPr descr="" title="" id="167" name="Picture"/>
             <a:graphic>
               <a:graphicData uri="http://schemas.openxmlformats.org/drawingml/2006/picture">
                 <pic:pic>
                   <pic:nvPicPr>
-                    <pic:cNvPr descr="images/5-bi/06-modelo_fisico.jpg" id="167" name="Picture"/>
+                    <pic:cNvPr descr="images/5-bi/06-modelo_fisico.jpg" id="168" name="Picture"/>
                     <pic:cNvPicPr>
                       <a:picLocks noChangeArrowheads="1" noChangeAspect="1"/>
                     </pic:cNvPicPr>
                   </pic:nvPicPr>
                   <pic:blipFill>
-                    <a:blip r:embed="rId165"/>
+                    <a:blip r:embed="rId166"/>
                     <a:stretch>
                       <a:fillRect/>
                     </a:stretch>
@@ -7346,8 +7475,8 @@
         </w:drawing>
       </w:r>
     </w:p>
-    <w:bookmarkEnd w:id="168"/>
-    <w:bookmarkStart w:id="169" w:name="X70f9a74fa3555a0c3e47499a4ddc374f082dc51"/>
+    <w:bookmarkEnd w:id="169"/>
+    <w:bookmarkStart w:id="170" w:name="X70f9a74fa3555a0c3e47499a4ddc374f082dc51"/>
     <w:p>
       <w:pPr>
         <w:pStyle w:val="Heading3"/>
@@ -8225,9 +8354,9 @@
         <w:t xml:space="preserve">.departamentos(sigla);</w:t>
       </w:r>
     </w:p>
-    <w:bookmarkEnd w:id="169"/>
     <w:bookmarkEnd w:id="170"/>
-    <w:bookmarkStart w:id="182" w:name="exemplo-montadora"/>
+    <w:bookmarkEnd w:id="171"/>
+    <w:bookmarkStart w:id="183" w:name="exemplo-montadora"/>
     <w:p>
       <w:pPr>
         <w:pStyle w:val="Heading2"/>
@@ -8245,7 +8374,7 @@
         <w:t xml:space="preserve">EXEMPLO: MONTADORA</w:t>
       </w:r>
     </w:p>
-    <w:bookmarkStart w:id="181" w:name="modelo-matemático"/>
+    <w:bookmarkStart w:id="182" w:name="modelo-matemático"/>
     <w:p>
       <w:pPr>
         <w:pStyle w:val="Heading3"/>
@@ -8271,7 +8400,7 @@
         <w:t xml:space="preserve">Construa um Banco de Dados com suporte a consistência das informações. Utilize para isso o modelo Relacional. Precisamos armazenar as informações dos Veículos, Montadoras e Proprietários;</w:t>
       </w:r>
     </w:p>
-    <w:bookmarkStart w:id="175" w:name="Xeb8843e9ce3c71f8b08015c6cffcc021c29f089"/>
+    <w:bookmarkStart w:id="176" w:name="Xeb8843e9ce3c71f8b08015c6cffcc021c29f089"/>
     <w:p>
       <w:pPr>
         <w:pStyle w:val="Heading4"/>
@@ -8296,20 +8425,20 @@
       <w:r>
         <w:drawing>
           <wp:inline>
-            <wp:extent cx="4412973" cy="1666715"/>
+            <wp:extent cx="4412973" cy="1574969"/>
             <wp:effectExtent b="0" l="0" r="0" t="0"/>
-            <wp:docPr descr="Figure 3.3: Diagrama de Montadoras, Veículos e Proprietários" title="" id="172" name="Picture"/>
+            <wp:docPr descr="Figure 3.3: Diagrama de Montadoras, Veículos e Proprietários" title="" id="173" name="Picture"/>
             <a:graphic>
               <a:graphicData uri="http://schemas.openxmlformats.org/drawingml/2006/picture">
                 <pic:pic>
                   <pic:nvPicPr>
-                    <pic:cNvPr descr="2025-GTI-Sem-BancoDeDados_files/figure-docx/tikz-diagrama1-1.png" id="173" name="Picture"/>
+                    <pic:cNvPr descr="2025-GTI-Sem-BancoDeDados_files/figure-docx/tikz-diagrama1-1.png" id="174" name="Picture"/>
                     <pic:cNvPicPr>
                       <a:picLocks noChangeArrowheads="1" noChangeAspect="1"/>
                     </pic:cNvPicPr>
                   </pic:nvPicPr>
                   <pic:blipFill>
-                    <a:blip r:embed="rId171"/>
+                    <a:blip r:embed="rId172"/>
                     <a:stretch>
                       <a:fillRect/>
                     </a:stretch>
@@ -8317,7 +8446,7 @@
                   <pic:spPr bwMode="auto">
                     <a:xfrm>
                       <a:off x="0" y="0"/>
-                      <a:ext cx="4412973" cy="1666715"/>
+                      <a:ext cx="4412973" cy="1574969"/>
                     </a:xfrm>
                     <a:prstGeom prst="rect">
                       <a:avLst/>
@@ -8340,14 +8469,14 @@
       <w:pPr>
         <w:pStyle w:val="ImageCaption"/>
       </w:pPr>
-      <w:bookmarkStart w:id="174" w:name="fig:tikz-diagrama1"/>
-      <w:bookmarkEnd w:id="174"/>
+      <w:bookmarkStart w:id="175" w:name="fig:tikz-diagrama1"/>
+      <w:bookmarkEnd w:id="175"/>
       <w:r>
         <w:t xml:space="preserve">Figure 3.3: Diagrama de Montadoras, Veículos e Proprietários</w:t>
       </w:r>
     </w:p>
-    <w:bookmarkEnd w:id="175"/>
-    <w:bookmarkStart w:id="180" w:name="X0a8cd2c82288eedebdb207191433344b8076477"/>
+    <w:bookmarkEnd w:id="176"/>
+    <w:bookmarkStart w:id="181" w:name="X0a8cd2c82288eedebdb207191433344b8076477"/>
     <w:p>
       <w:pPr>
         <w:pStyle w:val="Heading4"/>
@@ -8390,20 +8519,20 @@
       <w:r>
         <w:drawing>
           <wp:inline>
-            <wp:extent cx="3691240" cy="1666715"/>
+            <wp:extent cx="4412973" cy="1574969"/>
             <wp:effectExtent b="0" l="0" r="0" t="0"/>
-            <wp:docPr descr="Figure 3.4: Diagrama de Montadoras, Veículos e Proprietários" title="" id="177" name="Picture"/>
+            <wp:docPr descr="Figure 3.4: Diagrama de Montadoras, Veículos e Proprietários" title="" id="178" name="Picture"/>
             <a:graphic>
               <a:graphicData uri="http://schemas.openxmlformats.org/drawingml/2006/picture">
                 <pic:pic>
                   <pic:nvPicPr>
-                    <pic:cNvPr descr="2025-GTI-Sem-BancoDeDados_files/figure-docx/tikz-diagrama2-1.png" id="178" name="Picture"/>
+                    <pic:cNvPr descr="2025-GTI-Sem-BancoDeDados_files/figure-docx/tikz-diagrama2-1.png" id="179" name="Picture"/>
                     <pic:cNvPicPr>
                       <a:picLocks noChangeArrowheads="1" noChangeAspect="1"/>
                     </pic:cNvPicPr>
                   </pic:nvPicPr>
                   <pic:blipFill>
-                    <a:blip r:embed="rId176"/>
+                    <a:blip r:embed="rId177"/>
                     <a:stretch>
                       <a:fillRect/>
                     </a:stretch>
@@ -8411,7 +8540,7 @@
                   <pic:spPr bwMode="auto">
                     <a:xfrm>
                       <a:off x="0" y="0"/>
-                      <a:ext cx="3691240" cy="1666715"/>
+                      <a:ext cx="4412973" cy="1574969"/>
                     </a:xfrm>
                     <a:prstGeom prst="rect">
                       <a:avLst/>
@@ -8434,16 +8563,16 @@
       <w:pPr>
         <w:pStyle w:val="ImageCaption"/>
       </w:pPr>
-      <w:bookmarkStart w:id="179" w:name="fig:tikz-diagrama2"/>
-      <w:bookmarkEnd w:id="179"/>
+      <w:bookmarkStart w:id="180" w:name="fig:tikz-diagrama2"/>
+      <w:bookmarkEnd w:id="180"/>
       <w:r>
         <w:t xml:space="preserve">Figure 3.4: Diagrama de Montadoras, Veículos e Proprietários</w:t>
       </w:r>
     </w:p>
-    <w:bookmarkEnd w:id="180"/>
     <w:bookmarkEnd w:id="181"/>
     <w:bookmarkEnd w:id="182"/>
-    <w:bookmarkStart w:id="188" w:name="X5dbcb5d5da0926067f46c3c9a01f8a3b035470f"/>
+    <w:bookmarkEnd w:id="183"/>
+    <w:bookmarkStart w:id="189" w:name="X5dbcb5d5da0926067f46c3c9a01f8a3b035470f"/>
     <w:p>
       <w:pPr>
         <w:pStyle w:val="Heading2"/>
@@ -8461,7 +8590,7 @@
         <w:t xml:space="preserve">Normalização em Bancos de Dados Relaionais</w:t>
       </w:r>
     </w:p>
-    <w:bookmarkStart w:id="186" w:name="tabela-desnormalizada"/>
+    <w:bookmarkStart w:id="187" w:name="tabela-desnormalizada"/>
     <w:p>
       <w:pPr>
         <w:pStyle w:val="Heading3"/>
@@ -8488,18 +8617,18 @@
           <wp:inline>
             <wp:extent cx="3267075" cy="3267075"/>
             <wp:effectExtent b="0" l="0" r="0" t="0"/>
-            <wp:docPr descr="" title="" id="184" name="Picture"/>
+            <wp:docPr descr="" title="" id="185" name="Picture"/>
             <a:graphic>
               <a:graphicData uri="http://schemas.openxmlformats.org/drawingml/2006/picture">
                 <pic:pic>
                   <pic:nvPicPr>
-                    <pic:cNvPr descr="images/5-bi/01-montadora.jpg" id="185" name="Picture"/>
+                    <pic:cNvPr descr="images/5-bi/01-montadora.jpg" id="186" name="Picture"/>
                     <pic:cNvPicPr>
                       <a:picLocks noChangeArrowheads="1" noChangeAspect="1"/>
                     </pic:cNvPicPr>
                   </pic:nvPicPr>
                   <pic:blipFill>
-                    <a:blip r:embed="rId183"/>
+                    <a:blip r:embed="rId184"/>
                     <a:stretch>
                       <a:fillRect/>
                     </a:stretch>
@@ -9436,8 +9565,8 @@
         <w:t xml:space="preserve">?</w:t>
       </w:r>
     </w:p>
-    <w:bookmarkEnd w:id="186"/>
-    <w:bookmarkStart w:id="187" w:name="tabela-normalizada"/>
+    <w:bookmarkEnd w:id="187"/>
+    <w:bookmarkStart w:id="188" w:name="tabela-normalizada"/>
     <w:p>
       <w:pPr>
         <w:pStyle w:val="Heading3"/>
@@ -9466,13 +9595,12 @@
     <w:tbl>
       <w:tblPr>
         <w:tblStyle w:val="Table"/>
-        <w:tblW w:type="pct" w:w="3889"/>
-        <w:tblLayout w:type="fixed"/>
+        <w:tblW w:type="auto" w:w="0"/>
         <w:tblLook w:firstRow="1" w:lastRow="0" w:firstColumn="0" w:lastColumn="0" w:noHBand="0" w:noVBand="0" w:val="0020"/>
       </w:tblPr>
       <w:tblGrid>
-        <w:gridCol w:w="1870"/>
-        <w:gridCol w:w="4290"/>
+        <w:gridCol w:w="3960"/>
+        <w:gridCol w:w="3960"/>
       </w:tblGrid>
       <w:tr>
         <w:trPr>
@@ -10303,61 +10431,7 @@
         <w:t xml:space="preserve">.</w:t>
       </w:r>
     </w:p>
-    <w:bookmarkEnd w:id="187"/>
     <w:bookmarkEnd w:id="188"/>
-    <w:bookmarkStart w:id="189" w:name="exercícios"/>
-    <w:p>
-      <w:pPr>
-        <w:pStyle w:val="Heading2"/>
-      </w:pPr>
-      <w:r>
-        <w:rPr>
-          <w:rStyle w:val="SectionNumber"/>
-        </w:rPr>
-        <w:t xml:space="preserve">3.7</w:t>
-      </w:r>
-      <w:r>
-        <w:tab/>
-      </w:r>
-      <w:r>
-        <w:t xml:space="preserve">Exercícios</w:t>
-      </w:r>
-    </w:p>
-    <w:p>
-      <w:pPr>
-        <w:pStyle w:val="FirstParagraph"/>
-      </w:pPr>
-      <w:r>
-        <w:t xml:space="preserve">1- Construa um projeto Banco de Dados Relacional para uma universidade. Mapeie</w:t>
-      </w:r>
-      <w:r>
-        <w:t xml:space="preserve"> </w:t>
-      </w:r>
-      <w:r>
-        <w:t xml:space="preserve">no seu Banco de Dados Disciplinas, Professores e Alunos.</w:t>
-      </w:r>
-      <w:r>
-        <w:t xml:space="preserve"> </w:t>
-      </w:r>
-      <w:r>
-        <w:t xml:space="preserve">Para isso, faça o modelo</w:t>
-      </w:r>
-      <w:r>
-        <w:t xml:space="preserve"> </w:t>
-      </w:r>
-      <w:r>
-        <w:t xml:space="preserve">“</w:t>
-      </w:r>
-      <w:r>
-        <w:t xml:space="preserve">matemático</w:t>
-      </w:r>
-      <w:r>
-        <w:t xml:space="preserve">”</w:t>
-      </w:r>
-      <w:r>
-        <w:t xml:space="preserve">, o Modelo Lógico e o Modelo Físico com SQL.</w:t>
-      </w:r>
-    </w:p>
     <w:bookmarkEnd w:id="189"/>
     <w:bookmarkStart w:id="190" w:name="referências"/>
     <w:p>
@@ -10368,7 +10442,7 @@
         <w:rPr>
           <w:rStyle w:val="SectionNumber"/>
         </w:rPr>
-        <w:t xml:space="preserve">3.8</w:t>
+        <w:t xml:space="preserve">3.7</w:t>
       </w:r>
       <w:r>
         <w:tab/>
@@ -10471,8 +10545,675 @@
       </w:r>
     </w:p>
     <w:bookmarkEnd w:id="190"/>
+    <w:bookmarkStart w:id="191" w:name="exercícios-1"/>
+    <w:p>
+      <w:pPr>
+        <w:pStyle w:val="Heading2"/>
+      </w:pPr>
+      <w:r>
+        <w:rPr>
+          <w:rStyle w:val="SectionNumber"/>
+        </w:rPr>
+        <w:t xml:space="preserve">3.8</w:t>
+      </w:r>
+      <w:r>
+        <w:tab/>
+      </w:r>
+      <w:r>
+        <w:t xml:space="preserve">Exercícios</w:t>
+      </w:r>
+    </w:p>
+    <w:tbl>
+      <w:tblPr>
+        <w:tblStyle w:val="Table"/>
+        <w:tblW w:type="pct" w:w="5000"/>
+        <w:tblLayout w:type="fixed"/>
+        <w:tblLook w:firstRow="1" w:lastRow="0" w:firstColumn="0" w:lastColumn="0" w:noHBand="0" w:noVBand="0" w:val="0020"/>
+      </w:tblPr>
+      <w:tblGrid>
+        <w:gridCol w:w="7920"/>
+      </w:tblGrid>
+      <w:tr>
+        <w:trPr>
+          <w:tblHeader w:val="on"/>
+        </w:trPr>
+        <w:tc>
+          <w:tcPr/>
+          <w:p>
+            <w:pPr>
+              <w:pStyle w:val="Compact"/>
+              <w:jc w:val="left"/>
+            </w:pPr>
+            <w:r>
+              <w:t xml:space="preserve">Exercício 1 — Universidade</w:t>
+            </w:r>
+          </w:p>
+        </w:tc>
+      </w:tr>
+      <w:tr>
+        <w:tc>
+          <w:tcPr/>
+          <w:p>
+            <w:pPr>
+              <w:pStyle w:val="Compact"/>
+              <w:jc w:val="left"/>
+            </w:pPr>
+            <w:r>
+              <w:t xml:space="preserve">Considere uma Universidade que possui vários Cursos. Cada curso tem um nome, uma duração em semestres e um coordenador. A universidade possui Professores, cada um com um nome, título e CPF. Um professor pode ministrar várias disciplinas, e cada disciplina pertence a um único curso.</w:t>
+            </w:r>
+          </w:p>
+        </w:tc>
+      </w:tr>
+      <w:tr>
+        <w:tc>
+          <w:tcPr/>
+          <w:p>
+            <w:pPr>
+              <w:pStyle w:val="Compact"/>
+              <w:jc w:val="left"/>
+            </w:pPr>
+            <w:r>
+              <w:t xml:space="preserve">a) Identifique as entidades</w:t>
+            </w:r>
+          </w:p>
+        </w:tc>
+      </w:tr>
+      <w:tr>
+        <w:tc>
+          <w:tcPr/>
+          <w:p>
+            <w:pPr>
+              <w:pStyle w:val="Compact"/>
+              <w:jc w:val="left"/>
+            </w:pPr>
+            <w:r>
+              <w:t xml:space="preserve">b) Identifique os atributos de cada Entidade</w:t>
+            </w:r>
+          </w:p>
+        </w:tc>
+      </w:tr>
+      <w:tr>
+        <w:tc>
+          <w:tcPr/>
+          <w:p>
+            <w:pPr>
+              <w:pStyle w:val="Compact"/>
+              <w:jc w:val="left"/>
+            </w:pPr>
+            <w:r>
+              <w:t xml:space="preserve">c) Identifique os relacionamentos entre as Entidades</w:t>
+            </w:r>
+          </w:p>
+        </w:tc>
+      </w:tr>
+      <w:tr>
+        <w:tc>
+          <w:tcPr/>
+          <w:p>
+            <w:pPr>
+              <w:pStyle w:val="Compact"/>
+              <w:jc w:val="left"/>
+            </w:pPr>
+            <w:r>
+              <w:t xml:space="preserve">e) Faça o diagrama DEM (Diagrama Entidade Relacionamento) contendo as entidades, atributos e relacionamentos que você mapeou.</w:t>
+            </w:r>
+          </w:p>
+        </w:tc>
+      </w:tr>
+    </w:tbl>
+    <w:p>
+      <w:r>
+        <w:pict>
+          <v:rect style="width:0;height:1.5pt" o:hralign="center" o:hrstd="t" o:hr="t"/>
+        </w:pict>
+      </w:r>
+    </w:p>
+    <w:tbl>
+      <w:tblPr>
+        <w:tblStyle w:val="Table"/>
+        <w:tblW w:type="pct" w:w="5000"/>
+        <w:tblLayout w:type="fixed"/>
+        <w:tblLook w:firstRow="1" w:lastRow="0" w:firstColumn="0" w:lastColumn="0" w:noHBand="0" w:noVBand="0" w:val="0020"/>
+      </w:tblPr>
+      <w:tblGrid>
+        <w:gridCol w:w="7920"/>
+      </w:tblGrid>
+      <w:tr>
+        <w:trPr>
+          <w:tblHeader w:val="on"/>
+        </w:trPr>
+        <w:tc>
+          <w:tcPr/>
+          <w:p>
+            <w:pPr>
+              <w:pStyle w:val="Compact"/>
+              <w:jc w:val="left"/>
+            </w:pPr>
+            <w:r>
+              <w:t xml:space="preserve">Exercício 2 — Um Projeto de e-commerce</w:t>
+            </w:r>
+          </w:p>
+        </w:tc>
+      </w:tr>
+      <w:tr>
+        <w:tc>
+          <w:tcPr/>
+          <w:p>
+            <w:pPr>
+              <w:pStyle w:val="Compact"/>
+              <w:jc w:val="left"/>
+            </w:pPr>
+            <w:r>
+              <w:t xml:space="preserve">Um Cliente faz Pedidos em um sistema de e-commerce. Cada cliente tem um nome, endereço e telefone. Os pedidos possuem uma data, um valor total e podem conter vários Produtos. Cada produto tem um nome, uma descrição e um preço.</w:t>
+            </w:r>
+          </w:p>
+        </w:tc>
+      </w:tr>
+      <w:tr>
+        <w:tc>
+          <w:tcPr/>
+          <w:p>
+            <w:pPr>
+              <w:pStyle w:val="Compact"/>
+              <w:jc w:val="left"/>
+            </w:pPr>
+            <w:r>
+              <w:t xml:space="preserve">a) Identifique as</w:t>
+            </w:r>
+            <w:r>
+              <w:t xml:space="preserve"> </w:t>
+            </w:r>
+            <w:r>
+              <w:rPr>
+                <w:b/>
+                <w:bCs/>
+              </w:rPr>
+              <w:t xml:space="preserve">entidades</w:t>
+            </w:r>
+          </w:p>
+        </w:tc>
+      </w:tr>
+      <w:tr>
+        <w:tc>
+          <w:tcPr/>
+          <w:p>
+            <w:pPr>
+              <w:pStyle w:val="Compact"/>
+              <w:jc w:val="left"/>
+            </w:pPr>
+            <w:r>
+              <w:t xml:space="preserve">b) Identifique os</w:t>
+            </w:r>
+            <w:r>
+              <w:t xml:space="preserve"> </w:t>
+            </w:r>
+            <w:r>
+              <w:rPr>
+                <w:b/>
+                <w:bCs/>
+              </w:rPr>
+              <w:t xml:space="preserve">atributos</w:t>
+            </w:r>
+            <w:r>
+              <w:t xml:space="preserve"> </w:t>
+            </w:r>
+            <w:r>
+              <w:t xml:space="preserve">de cada Entidade</w:t>
+            </w:r>
+          </w:p>
+        </w:tc>
+      </w:tr>
+      <w:tr>
+        <w:tc>
+          <w:tcPr/>
+          <w:p>
+            <w:pPr>
+              <w:pStyle w:val="Compact"/>
+              <w:jc w:val="left"/>
+            </w:pPr>
+            <w:r>
+              <w:t xml:space="preserve">c) Identifique os</w:t>
+            </w:r>
+            <w:r>
+              <w:t xml:space="preserve"> </w:t>
+            </w:r>
+            <w:r>
+              <w:rPr>
+                <w:b/>
+                <w:bCs/>
+              </w:rPr>
+              <w:t xml:space="preserve">relacionamentos</w:t>
+            </w:r>
+            <w:r>
+              <w:t xml:space="preserve"> </w:t>
+            </w:r>
+            <w:r>
+              <w:t xml:space="preserve">entre as Entidades</w:t>
+            </w:r>
+          </w:p>
+        </w:tc>
+      </w:tr>
+      <w:tr>
+        <w:tc>
+          <w:tcPr/>
+          <w:p>
+            <w:pPr>
+              <w:pStyle w:val="Compact"/>
+              <w:jc w:val="left"/>
+            </w:pPr>
+            <w:r>
+              <w:t xml:space="preserve">e) Faça o</w:t>
+            </w:r>
+            <w:r>
+              <w:t xml:space="preserve"> </w:t>
+            </w:r>
+            <w:r>
+              <w:rPr>
+                <w:b/>
+                <w:bCs/>
+              </w:rPr>
+              <w:t xml:space="preserve">diagrama DEM (Diagrama Entidade Relacionamento)</w:t>
+            </w:r>
+            <w:r>
+              <w:t xml:space="preserve"> </w:t>
+            </w:r>
+            <w:r>
+              <w:t xml:space="preserve">contendo as entidades, atributos e relacionamentos que você mapeou.</w:t>
+            </w:r>
+          </w:p>
+        </w:tc>
+      </w:tr>
+    </w:tbl>
+    <w:p>
+      <w:r>
+        <w:pict>
+          <v:rect style="width:0;height:1.5pt" o:hralign="center" o:hrstd="t" o:hr="t"/>
+        </w:pict>
+      </w:r>
+    </w:p>
+    <w:tbl>
+      <w:tblPr>
+        <w:tblStyle w:val="Table"/>
+        <w:tblW w:type="pct" w:w="5000"/>
+        <w:tblLayout w:type="fixed"/>
+        <w:tblLook w:firstRow="1" w:lastRow="0" w:firstColumn="0" w:lastColumn="0" w:noHBand="0" w:noVBand="0" w:val="0020"/>
+      </w:tblPr>
+      <w:tblGrid>
+        <w:gridCol w:w="7920"/>
+      </w:tblGrid>
+      <w:tr>
+        <w:trPr>
+          <w:tblHeader w:val="on"/>
+        </w:trPr>
+        <w:tc>
+          <w:tcPr/>
+          <w:p>
+            <w:pPr>
+              <w:pStyle w:val="Compact"/>
+              <w:jc w:val="left"/>
+            </w:pPr>
+            <w:r>
+              <w:t xml:space="preserve">Exercício 3 — Hospital</w:t>
+            </w:r>
+          </w:p>
+        </w:tc>
+      </w:tr>
+      <w:tr>
+        <w:tc>
+          <w:tcPr/>
+          <w:p>
+            <w:pPr>
+              <w:pStyle w:val="Compact"/>
+              <w:jc w:val="left"/>
+            </w:pPr>
+            <w:r>
+              <w:t xml:space="preserve">Um Hospital registra Pacientes, cada um com nome, idade, endereço e telefone. Os pacientes podem realizar várias Consultas com Médicos. Cada médico possui um CRM, um nome e uma especialidade. Durante a consulta, o médico pode prescrever Receitas, que possuem medicação e dosagem.</w:t>
+            </w:r>
+          </w:p>
+        </w:tc>
+      </w:tr>
+      <w:tr>
+        <w:tc>
+          <w:tcPr/>
+          <w:p>
+            <w:pPr>
+              <w:pStyle w:val="Compact"/>
+              <w:jc w:val="left"/>
+            </w:pPr>
+            <w:r>
+              <w:t xml:space="preserve">a) Identifique as</w:t>
+            </w:r>
+            <w:r>
+              <w:t xml:space="preserve"> </w:t>
+            </w:r>
+            <w:r>
+              <w:rPr>
+                <w:b/>
+                <w:bCs/>
+              </w:rPr>
+              <w:t xml:space="preserve">entidades</w:t>
+            </w:r>
+          </w:p>
+        </w:tc>
+      </w:tr>
+      <w:tr>
+        <w:tc>
+          <w:tcPr/>
+          <w:p>
+            <w:pPr>
+              <w:pStyle w:val="Compact"/>
+              <w:jc w:val="left"/>
+            </w:pPr>
+            <w:r>
+              <w:t xml:space="preserve">b) Identifique os</w:t>
+            </w:r>
+            <w:r>
+              <w:t xml:space="preserve"> </w:t>
+            </w:r>
+            <w:r>
+              <w:rPr>
+                <w:b/>
+                <w:bCs/>
+              </w:rPr>
+              <w:t xml:space="preserve">atributos</w:t>
+            </w:r>
+            <w:r>
+              <w:t xml:space="preserve"> </w:t>
+            </w:r>
+            <w:r>
+              <w:t xml:space="preserve">de cada Entidade</w:t>
+            </w:r>
+          </w:p>
+        </w:tc>
+      </w:tr>
+      <w:tr>
+        <w:tc>
+          <w:tcPr/>
+          <w:p>
+            <w:pPr>
+              <w:pStyle w:val="Compact"/>
+              <w:jc w:val="left"/>
+            </w:pPr>
+            <w:r>
+              <w:t xml:space="preserve">c) Identifique os</w:t>
+            </w:r>
+            <w:r>
+              <w:t xml:space="preserve"> </w:t>
+            </w:r>
+            <w:r>
+              <w:rPr>
+                <w:b/>
+                <w:bCs/>
+              </w:rPr>
+              <w:t xml:space="preserve">relacionamentos</w:t>
+            </w:r>
+            <w:r>
+              <w:t xml:space="preserve"> </w:t>
+            </w:r>
+            <w:r>
+              <w:t xml:space="preserve">entre as Entidades</w:t>
+            </w:r>
+          </w:p>
+        </w:tc>
+      </w:tr>
+      <w:tr>
+        <w:tc>
+          <w:tcPr/>
+          <w:p>
+            <w:pPr>
+              <w:pStyle w:val="Compact"/>
+              <w:jc w:val="left"/>
+            </w:pPr>
+            <w:r>
+              <w:t xml:space="preserve">e) Faça o</w:t>
+            </w:r>
+            <w:r>
+              <w:t xml:space="preserve"> </w:t>
+            </w:r>
+            <w:r>
+              <w:rPr>
+                <w:b/>
+                <w:bCs/>
+              </w:rPr>
+              <w:t xml:space="preserve">diagrama DEM (Diagrama Entidade Relacionamento) contendo as entidades, atributos e relacionamentos</w:t>
+            </w:r>
+            <w:r>
+              <w:t xml:space="preserve"> </w:t>
+            </w:r>
+            <w:r>
+              <w:t xml:space="preserve">que você mapeou.</w:t>
+            </w:r>
+          </w:p>
+        </w:tc>
+      </w:tr>
+    </w:tbl>
+    <w:p>
+      <w:r>
+        <w:pict>
+          <v:rect style="width:0;height:1.5pt" o:hralign="center" o:hrstd="t" o:hr="t"/>
+        </w:pict>
+      </w:r>
+    </w:p>
     <w:bookmarkEnd w:id="191"/>
-    <w:bookmarkStart w:id="194" w:name="X3432b15930c5ea093852a8aaf4353bb423aeacf"/>
+    <w:bookmarkStart w:id="204" w:name="respostas-dos-exercícios"/>
+    <w:p>
+      <w:pPr>
+        <w:pStyle w:val="Heading2"/>
+      </w:pPr>
+      <w:r>
+        <w:rPr>
+          <w:rStyle w:val="SectionNumber"/>
+        </w:rPr>
+        <w:t xml:space="preserve">3.9</w:t>
+      </w:r>
+      <w:r>
+        <w:tab/>
+      </w:r>
+      <w:r>
+        <w:t xml:space="preserve">Respostas dos exercícios</w:t>
+      </w:r>
+    </w:p>
+    <w:bookmarkStart w:id="195" w:name="exercício-1"/>
+    <w:p>
+      <w:pPr>
+        <w:pStyle w:val="Heading3"/>
+      </w:pPr>
+      <w:r>
+        <w:rPr>
+          <w:rStyle w:val="SectionNumber"/>
+        </w:rPr>
+        <w:t xml:space="preserve">3.9.1</w:t>
+      </w:r>
+      <w:r>
+        <w:tab/>
+      </w:r>
+      <w:r>
+        <w:t xml:space="preserve">Exercício 1</w:t>
+      </w:r>
+    </w:p>
+    <w:p>
+      <w:pPr>
+        <w:pStyle w:val="FirstParagraph"/>
+      </w:pPr>
+      <w:r>
+        <w:drawing>
+          <wp:inline>
+            <wp:extent cx="4457700" cy="5181600"/>
+            <wp:effectExtent b="0" l="0" r="0" t="0"/>
+            <wp:docPr descr="" title="" id="193" name="Picture"/>
+            <a:graphic>
+              <a:graphicData uri="http://schemas.openxmlformats.org/drawingml/2006/picture">
+                <pic:pic>
+                  <pic:nvPicPr>
+                    <pic:cNvPr descr="images/clipboard-1199095852.png" id="194" name="Picture"/>
+                    <pic:cNvPicPr>
+                      <a:picLocks noChangeArrowheads="1" noChangeAspect="1"/>
+                    </pic:cNvPicPr>
+                  </pic:nvPicPr>
+                  <pic:blipFill>
+                    <a:blip r:embed="rId192"/>
+                    <a:stretch>
+                      <a:fillRect/>
+                    </a:stretch>
+                  </pic:blipFill>
+                  <pic:spPr bwMode="auto">
+                    <a:xfrm>
+                      <a:off x="0" y="0"/>
+                      <a:ext cx="4457700" cy="5181600"/>
+                    </a:xfrm>
+                    <a:prstGeom prst="rect">
+                      <a:avLst/>
+                    </a:prstGeom>
+                    <a:noFill/>
+                    <a:ln w="9525">
+                      <a:noFill/>
+                      <a:headEnd/>
+                      <a:tailEnd/>
+                    </a:ln>
+                  </pic:spPr>
+                </pic:pic>
+              </a:graphicData>
+            </a:graphic>
+          </wp:inline>
+        </w:drawing>
+      </w:r>
+    </w:p>
+    <w:bookmarkEnd w:id="195"/>
+    <w:bookmarkStart w:id="199" w:name="exercício-2"/>
+    <w:p>
+      <w:pPr>
+        <w:pStyle w:val="Heading3"/>
+      </w:pPr>
+      <w:r>
+        <w:rPr>
+          <w:rStyle w:val="SectionNumber"/>
+        </w:rPr>
+        <w:t xml:space="preserve">3.9.2</w:t>
+      </w:r>
+      <w:r>
+        <w:tab/>
+      </w:r>
+      <w:r>
+        <w:t xml:space="preserve">Exercício 2</w:t>
+      </w:r>
+    </w:p>
+    <w:p>
+      <w:pPr>
+        <w:pStyle w:val="FirstParagraph"/>
+      </w:pPr>
+      <w:r>
+        <w:drawing>
+          <wp:inline>
+            <wp:extent cx="2120900" cy="6223000"/>
+            <wp:effectExtent b="0" l="0" r="0" t="0"/>
+            <wp:docPr descr="" title="" id="197" name="Picture"/>
+            <a:graphic>
+              <a:graphicData uri="http://schemas.openxmlformats.org/drawingml/2006/picture">
+                <pic:pic>
+                  <pic:nvPicPr>
+                    <pic:cNvPr descr="images/clipboard-2541859182.png" id="198" name="Picture"/>
+                    <pic:cNvPicPr>
+                      <a:picLocks noChangeArrowheads="1" noChangeAspect="1"/>
+                    </pic:cNvPicPr>
+                  </pic:nvPicPr>
+                  <pic:blipFill>
+                    <a:blip r:embed="rId196"/>
+                    <a:stretch>
+                      <a:fillRect/>
+                    </a:stretch>
+                  </pic:blipFill>
+                  <pic:spPr bwMode="auto">
+                    <a:xfrm>
+                      <a:off x="0" y="0"/>
+                      <a:ext cx="2120900" cy="6223000"/>
+                    </a:xfrm>
+                    <a:prstGeom prst="rect">
+                      <a:avLst/>
+                    </a:prstGeom>
+                    <a:noFill/>
+                    <a:ln w="9525">
+                      <a:noFill/>
+                      <a:headEnd/>
+                      <a:tailEnd/>
+                    </a:ln>
+                  </pic:spPr>
+                </pic:pic>
+              </a:graphicData>
+            </a:graphic>
+          </wp:inline>
+        </w:drawing>
+      </w:r>
+    </w:p>
+    <w:bookmarkEnd w:id="199"/>
+    <w:bookmarkStart w:id="203" w:name="exercício-3"/>
+    <w:p>
+      <w:pPr>
+        <w:pStyle w:val="Heading3"/>
+      </w:pPr>
+      <w:r>
+        <w:rPr>
+          <w:rStyle w:val="SectionNumber"/>
+        </w:rPr>
+        <w:t xml:space="preserve">3.9.3</w:t>
+      </w:r>
+      <w:r>
+        <w:tab/>
+      </w:r>
+      <w:r>
+        <w:t xml:space="preserve">Exercício 3</w:t>
+      </w:r>
+    </w:p>
+    <w:p>
+      <w:pPr>
+        <w:pStyle w:val="FirstParagraph"/>
+      </w:pPr>
+      <w:r>
+        <w:drawing>
+          <wp:inline>
+            <wp:extent cx="4673600" cy="8013700"/>
+            <wp:effectExtent b="0" l="0" r="0" t="0"/>
+            <wp:docPr descr="" title="" id="201" name="Picture"/>
+            <a:graphic>
+              <a:graphicData uri="http://schemas.openxmlformats.org/drawingml/2006/picture">
+                <pic:pic>
+                  <pic:nvPicPr>
+                    <pic:cNvPr descr="images/clipboard-3544243903.png" id="202" name="Picture"/>
+                    <pic:cNvPicPr>
+                      <a:picLocks noChangeArrowheads="1" noChangeAspect="1"/>
+                    </pic:cNvPicPr>
+                  </pic:nvPicPr>
+                  <pic:blipFill>
+                    <a:blip r:embed="rId200"/>
+                    <a:stretch>
+                      <a:fillRect/>
+                    </a:stretch>
+                  </pic:blipFill>
+                  <pic:spPr bwMode="auto">
+                    <a:xfrm>
+                      <a:off x="0" y="0"/>
+                      <a:ext cx="4673600" cy="8013700"/>
+                    </a:xfrm>
+                    <a:prstGeom prst="rect">
+                      <a:avLst/>
+                    </a:prstGeom>
+                    <a:noFill/>
+                    <a:ln w="9525">
+                      <a:noFill/>
+                      <a:headEnd/>
+                      <a:tailEnd/>
+                    </a:ln>
+                  </pic:spPr>
+                </pic:pic>
+              </a:graphicData>
+            </a:graphic>
+          </wp:inline>
+        </w:drawing>
+      </w:r>
+    </w:p>
+    <w:bookmarkEnd w:id="203"/>
+    <w:bookmarkEnd w:id="204"/>
+    <w:bookmarkEnd w:id="205"/>
+    <w:bookmarkStart w:id="208" w:name="X3432b15930c5ea093852a8aaf4353bb423aeacf"/>
     <w:p>
       <w:pPr>
         <w:pStyle w:val="Heading1"/>
@@ -10490,7 +11231,7 @@
         <w:t xml:space="preserve">Administração e Gerenciamento de Bancos de Dados</w:t>
       </w:r>
     </w:p>
-    <w:bookmarkStart w:id="192" w:name="section-3"/>
+    <w:bookmarkStart w:id="206" w:name="section-3"/>
     <w:p>
       <w:pPr>
         <w:pStyle w:val="Heading4"/>
@@ -10499,8 +11240,8 @@
         <w:t xml:space="preserve">25/08/2025</w:t>
       </w:r>
     </w:p>
-    <w:bookmarkEnd w:id="192"/>
-    <w:bookmarkStart w:id="193" w:name="professor-miguél-suares-3"/>
+    <w:bookmarkEnd w:id="206"/>
+    <w:bookmarkStart w:id="207" w:name="professor-miguél-suares-3"/>
     <w:p>
       <w:pPr>
         <w:pStyle w:val="Heading4"/>
@@ -10509,9 +11250,9 @@
         <w:t xml:space="preserve">Professor Miguél Suares</w:t>
       </w:r>
     </w:p>
-    <w:bookmarkEnd w:id="193"/>
-    <w:bookmarkEnd w:id="194"/>
-    <w:bookmarkStart w:id="197" w:name="banco-de-dados-uma-aplicação-crud"/>
+    <w:bookmarkEnd w:id="207"/>
+    <w:bookmarkEnd w:id="208"/>
+    <w:bookmarkStart w:id="211" w:name="X1ba5af7920de78ef7193f684e1abe41a464d6ff"/>
     <w:p>
       <w:pPr>
         <w:pStyle w:val="Heading1"/>
@@ -10526,10 +11267,49 @@
         <w:tab/>
       </w:r>
       <w:r>
+        <w:t xml:space="preserve">Administração e Gerenciamento de Bancos de Dados</w:t>
+      </w:r>
+    </w:p>
+    <w:bookmarkStart w:id="209" w:name="section-4"/>
+    <w:p>
+      <w:pPr>
+        <w:pStyle w:val="Heading4"/>
+      </w:pPr>
+      <w:r>
+        <w:t xml:space="preserve">25/08/2025</w:t>
+      </w:r>
+    </w:p>
+    <w:bookmarkEnd w:id="209"/>
+    <w:bookmarkStart w:id="210" w:name="professor-miguél-suares-4"/>
+    <w:p>
+      <w:pPr>
+        <w:pStyle w:val="Heading4"/>
+      </w:pPr>
+      <w:r>
+        <w:t xml:space="preserve">Professor Miguél Suares</w:t>
+      </w:r>
+    </w:p>
+    <w:bookmarkEnd w:id="210"/>
+    <w:bookmarkEnd w:id="211"/>
+    <w:bookmarkStart w:id="214" w:name="banco-de-dados-uma-aplicação-crud"/>
+    <w:p>
+      <w:pPr>
+        <w:pStyle w:val="Heading1"/>
+      </w:pPr>
+      <w:r>
+        <w:rPr>
+          <w:rStyle w:val="SectionNumber"/>
+        </w:rPr>
+        <w:t xml:space="preserve">6</w:t>
+      </w:r>
+      <w:r>
+        <w:tab/>
+      </w:r>
+      <w:r>
         <w:t xml:space="preserve">Banco de Dados: Uma Aplicação CRUD</w:t>
       </w:r>
     </w:p>
-    <w:bookmarkStart w:id="195" w:name="section-4"/>
+    <w:bookmarkStart w:id="212" w:name="section-5"/>
     <w:p>
       <w:pPr>
         <w:pStyle w:val="Heading4"/>
@@ -10538,8 +11318,8 @@
         <w:t xml:space="preserve">01/09/2025</w:t>
       </w:r>
     </w:p>
-    <w:bookmarkEnd w:id="195"/>
-    <w:bookmarkStart w:id="196" w:name="professor-miguél-suares-4"/>
+    <w:bookmarkEnd w:id="212"/>
+    <w:bookmarkStart w:id="213" w:name="professor-miguél-suares-5"/>
     <w:p>
       <w:pPr>
         <w:pStyle w:val="Heading4"/>
@@ -10548,9 +11328,9 @@
         <w:t xml:space="preserve">Professor Miguél Suares</w:t>
       </w:r>
     </w:p>
-    <w:bookmarkEnd w:id="196"/>
-    <w:bookmarkEnd w:id="197"/>
-    <w:bookmarkStart w:id="200" w:name="banco-de-dados-mysql-mariadb"/>
+    <w:bookmarkEnd w:id="213"/>
+    <w:bookmarkEnd w:id="214"/>
+    <w:bookmarkStart w:id="217" w:name="banco-de-dados-uma-aplicação-crud-1"/>
     <w:p>
       <w:pPr>
         <w:pStyle w:val="Heading1"/>
@@ -10559,16 +11339,55 @@
         <w:rPr>
           <w:rStyle w:val="SectionNumber"/>
         </w:rPr>
-        <w:t xml:space="preserve">6</w:t>
+        <w:t xml:space="preserve">7</w:t>
       </w:r>
       <w:r>
         <w:tab/>
       </w:r>
       <w:r>
+        <w:t xml:space="preserve">Banco de Dados: Uma Aplicação CRUD</w:t>
+      </w:r>
+    </w:p>
+    <w:bookmarkStart w:id="215" w:name="section-6"/>
+    <w:p>
+      <w:pPr>
+        <w:pStyle w:val="Heading4"/>
+      </w:pPr>
+      <w:r>
+        <w:t xml:space="preserve">01/09/2025</w:t>
+      </w:r>
+    </w:p>
+    <w:bookmarkEnd w:id="215"/>
+    <w:bookmarkStart w:id="216" w:name="professor-miguél-suares-6"/>
+    <w:p>
+      <w:pPr>
+        <w:pStyle w:val="Heading4"/>
+      </w:pPr>
+      <w:r>
+        <w:t xml:space="preserve">Professor Miguél Suares</w:t>
+      </w:r>
+    </w:p>
+    <w:bookmarkEnd w:id="216"/>
+    <w:bookmarkEnd w:id="217"/>
+    <w:bookmarkStart w:id="220" w:name="banco-de-dados-mysql-mariadb"/>
+    <w:p>
+      <w:pPr>
+        <w:pStyle w:val="Heading1"/>
+      </w:pPr>
+      <w:r>
+        <w:rPr>
+          <w:rStyle w:val="SectionNumber"/>
+        </w:rPr>
+        <w:t xml:space="preserve">8</w:t>
+      </w:r>
+      <w:r>
+        <w:tab/>
+      </w:r>
+      <w:r>
         <w:t xml:space="preserve">Banco de Dados: MySQL (MariaDB)</w:t>
       </w:r>
     </w:p>
-    <w:bookmarkStart w:id="198" w:name="section-5"/>
+    <w:bookmarkStart w:id="218" w:name="section-7"/>
     <w:p>
       <w:pPr>
         <w:pStyle w:val="Heading4"/>
@@ -10577,8 +11396,8 @@
         <w:t xml:space="preserve">08/09/2025</w:t>
       </w:r>
     </w:p>
-    <w:bookmarkEnd w:id="198"/>
-    <w:bookmarkStart w:id="199" w:name="professor-miguél-suares-5"/>
+    <w:bookmarkEnd w:id="218"/>
+    <w:bookmarkStart w:id="219" w:name="professor-miguél-suares-7"/>
     <w:p>
       <w:pPr>
         <w:pStyle w:val="Heading4"/>
@@ -10587,9 +11406,9 @@
         <w:t xml:space="preserve">Professor Miguél Suares</w:t>
       </w:r>
     </w:p>
-    <w:bookmarkEnd w:id="199"/>
-    <w:bookmarkEnd w:id="200"/>
-    <w:bookmarkStart w:id="203" w:name="banco-de-dados-postgres"/>
+    <w:bookmarkEnd w:id="219"/>
+    <w:bookmarkEnd w:id="220"/>
+    <w:bookmarkStart w:id="223" w:name="banco-de-dados-mysql-mariadb-1"/>
     <w:p>
       <w:pPr>
         <w:pStyle w:val="Heading1"/>
@@ -10598,16 +11417,55 @@
         <w:rPr>
           <w:rStyle w:val="SectionNumber"/>
         </w:rPr>
-        <w:t xml:space="preserve">7</w:t>
+        <w:t xml:space="preserve">9</w:t>
       </w:r>
       <w:r>
         <w:tab/>
       </w:r>
       <w:r>
+        <w:t xml:space="preserve">Banco de Dados: MySQL (MariaDB)</w:t>
+      </w:r>
+    </w:p>
+    <w:bookmarkStart w:id="221" w:name="section-8"/>
+    <w:p>
+      <w:pPr>
+        <w:pStyle w:val="Heading4"/>
+      </w:pPr>
+      <w:r>
+        <w:t xml:space="preserve">08/09/2025</w:t>
+      </w:r>
+    </w:p>
+    <w:bookmarkEnd w:id="221"/>
+    <w:bookmarkStart w:id="222" w:name="professor-miguél-suares-8"/>
+    <w:p>
+      <w:pPr>
+        <w:pStyle w:val="Heading4"/>
+      </w:pPr>
+      <w:r>
+        <w:t xml:space="preserve">Professor Miguél Suares</w:t>
+      </w:r>
+    </w:p>
+    <w:bookmarkEnd w:id="222"/>
+    <w:bookmarkEnd w:id="223"/>
+    <w:bookmarkStart w:id="226" w:name="banco-de-dados-postgres"/>
+    <w:p>
+      <w:pPr>
+        <w:pStyle w:val="Heading1"/>
+      </w:pPr>
+      <w:r>
+        <w:rPr>
+          <w:rStyle w:val="SectionNumber"/>
+        </w:rPr>
+        <w:t xml:space="preserve">10</w:t>
+      </w:r>
+      <w:r>
+        <w:tab/>
+      </w:r>
+      <w:r>
         <w:t xml:space="preserve">Banco de Dados: Postgres</w:t>
       </w:r>
     </w:p>
-    <w:bookmarkStart w:id="201" w:name="section-6"/>
+    <w:bookmarkStart w:id="224" w:name="section-9"/>
     <w:p>
       <w:pPr>
         <w:pStyle w:val="Heading4"/>
@@ -10616,8 +11474,8 @@
         <w:t xml:space="preserve">22/09/2025</w:t>
       </w:r>
     </w:p>
-    <w:bookmarkEnd w:id="201"/>
-    <w:bookmarkStart w:id="202" w:name="professor-miguél-suares-6"/>
+    <w:bookmarkEnd w:id="224"/>
+    <w:bookmarkStart w:id="225" w:name="professor-miguél-suares-9"/>
     <w:p>
       <w:pPr>
         <w:pStyle w:val="Heading4"/>
@@ -10626,9 +11484,9 @@
         <w:t xml:space="preserve">Professor Miguél Suares</w:t>
       </w:r>
     </w:p>
-    <w:bookmarkEnd w:id="202"/>
-    <w:bookmarkEnd w:id="203"/>
-    <w:bookmarkStart w:id="206" w:name="banco-de-dados-espaciais---cliente-qgis"/>
+    <w:bookmarkEnd w:id="225"/>
+    <w:bookmarkEnd w:id="226"/>
+    <w:bookmarkStart w:id="229" w:name="banco-de-dados-postgres-1"/>
     <w:p>
       <w:pPr>
         <w:pStyle w:val="Heading1"/>
@@ -10637,16 +11495,55 @@
         <w:rPr>
           <w:rStyle w:val="SectionNumber"/>
         </w:rPr>
-        <w:t xml:space="preserve">8</w:t>
+        <w:t xml:space="preserve">11</w:t>
       </w:r>
       <w:r>
         <w:tab/>
       </w:r>
       <w:r>
+        <w:t xml:space="preserve">Banco de Dados: Postgres</w:t>
+      </w:r>
+    </w:p>
+    <w:bookmarkStart w:id="227" w:name="section-10"/>
+    <w:p>
+      <w:pPr>
+        <w:pStyle w:val="Heading4"/>
+      </w:pPr>
+      <w:r>
+        <w:t xml:space="preserve">22/09/2025</w:t>
+      </w:r>
+    </w:p>
+    <w:bookmarkEnd w:id="227"/>
+    <w:bookmarkStart w:id="228" w:name="professor-miguél-suares-10"/>
+    <w:p>
+      <w:pPr>
+        <w:pStyle w:val="Heading4"/>
+      </w:pPr>
+      <w:r>
+        <w:t xml:space="preserve">Professor Miguél Suares</w:t>
+      </w:r>
+    </w:p>
+    <w:bookmarkEnd w:id="228"/>
+    <w:bookmarkEnd w:id="229"/>
+    <w:bookmarkStart w:id="232" w:name="banco-de-dados-espaciais---cliente-qgis"/>
+    <w:p>
+      <w:pPr>
+        <w:pStyle w:val="Heading1"/>
+      </w:pPr>
+      <w:r>
+        <w:rPr>
+          <w:rStyle w:val="SectionNumber"/>
+        </w:rPr>
+        <w:t xml:space="preserve">12</w:t>
+      </w:r>
+      <w:r>
+        <w:tab/>
+      </w:r>
+      <w:r>
         <w:t xml:space="preserve">Banco de Dados Espaciais - Cliente QGIS</w:t>
       </w:r>
     </w:p>
-    <w:bookmarkStart w:id="204" w:name="section-7"/>
+    <w:bookmarkStart w:id="230" w:name="section-11"/>
     <w:p>
       <w:pPr>
         <w:pStyle w:val="Heading4"/>
@@ -10655,8 +11552,8 @@
         <w:t xml:space="preserve">29/09/2025</w:t>
       </w:r>
     </w:p>
-    <w:bookmarkEnd w:id="204"/>
-    <w:bookmarkStart w:id="205" w:name="professor-miguél-suares-7"/>
+    <w:bookmarkEnd w:id="230"/>
+    <w:bookmarkStart w:id="231" w:name="professor-miguél-suares-11"/>
     <w:p>
       <w:pPr>
         <w:pStyle w:val="Heading4"/>
@@ -10665,9 +11562,9 @@
         <w:t xml:space="preserve">Professor Miguél Suares</w:t>
       </w:r>
     </w:p>
-    <w:bookmarkEnd w:id="205"/>
-    <w:bookmarkEnd w:id="206"/>
-    <w:bookmarkStart w:id="209" w:name="X34e9ff6f5d65248b1ce886140f42ed2efab5870"/>
+    <w:bookmarkEnd w:id="231"/>
+    <w:bookmarkEnd w:id="232"/>
+    <w:bookmarkStart w:id="235" w:name="X8c84187163afa1d44fac2e6b9aec9299ba8c869"/>
     <w:p>
       <w:pPr>
         <w:pStyle w:val="Heading1"/>
@@ -10676,16 +11573,55 @@
         <w:rPr>
           <w:rStyle w:val="SectionNumber"/>
         </w:rPr>
-        <w:t xml:space="preserve">9</w:t>
+        <w:t xml:space="preserve">13</w:t>
       </w:r>
       <w:r>
         <w:tab/>
       </w:r>
       <w:r>
+        <w:t xml:space="preserve">Banco de Dados Espaciais - Cliente QGIS</w:t>
+      </w:r>
+    </w:p>
+    <w:bookmarkStart w:id="233" w:name="section-12"/>
+    <w:p>
+      <w:pPr>
+        <w:pStyle w:val="Heading4"/>
+      </w:pPr>
+      <w:r>
+        <w:t xml:space="preserve">29/09/2025</w:t>
+      </w:r>
+    </w:p>
+    <w:bookmarkEnd w:id="233"/>
+    <w:bookmarkStart w:id="234" w:name="professor-miguél-suares-12"/>
+    <w:p>
+      <w:pPr>
+        <w:pStyle w:val="Heading4"/>
+      </w:pPr>
+      <w:r>
+        <w:t xml:space="preserve">Professor Miguél Suares</w:t>
+      </w:r>
+    </w:p>
+    <w:bookmarkEnd w:id="234"/>
+    <w:bookmarkEnd w:id="235"/>
+    <w:bookmarkStart w:id="238" w:name="X34e9ff6f5d65248b1ce886140f42ed2efab5870"/>
+    <w:p>
+      <w:pPr>
+        <w:pStyle w:val="Heading1"/>
+      </w:pPr>
+      <w:r>
+        <w:rPr>
+          <w:rStyle w:val="SectionNumber"/>
+        </w:rPr>
+        <w:t xml:space="preserve">14</w:t>
+      </w:r>
+      <w:r>
+        <w:tab/>
+      </w:r>
+      <w:r>
         <w:t xml:space="preserve">Banco de Dados Estatístico - Cliente Rstudio</w:t>
       </w:r>
     </w:p>
-    <w:bookmarkStart w:id="207" w:name="section-8"/>
+    <w:bookmarkStart w:id="236" w:name="section-13"/>
     <w:p>
       <w:pPr>
         <w:pStyle w:val="Heading4"/>
@@ -10694,8 +11630,8 @@
         <w:t xml:space="preserve">06/10/2025</w:t>
       </w:r>
     </w:p>
-    <w:bookmarkEnd w:id="207"/>
-    <w:bookmarkStart w:id="208" w:name="professor-miguél-suares-8"/>
+    <w:bookmarkEnd w:id="236"/>
+    <w:bookmarkStart w:id="237" w:name="professor-miguél-suares-13"/>
     <w:p>
       <w:pPr>
         <w:pStyle w:val="Heading4"/>
@@ -10704,9 +11640,9 @@
         <w:t xml:space="preserve">Professor Miguél Suares</w:t>
       </w:r>
     </w:p>
-    <w:bookmarkEnd w:id="208"/>
-    <w:bookmarkEnd w:id="209"/>
-    <w:bookmarkStart w:id="212" w:name="Xe08ef177733e8982d370e6dc3ef04209e1d9839"/>
+    <w:bookmarkEnd w:id="237"/>
+    <w:bookmarkEnd w:id="238"/>
+    <w:bookmarkStart w:id="241" w:name="X9561b5e9826198f640b26d1b74d3d0da715f67b"/>
     <w:p>
       <w:pPr>
         <w:pStyle w:val="Heading1"/>
@@ -10715,16 +11651,55 @@
         <w:rPr>
           <w:rStyle w:val="SectionNumber"/>
         </w:rPr>
-        <w:t xml:space="preserve">10</w:t>
+        <w:t xml:space="preserve">15</w:t>
       </w:r>
       <w:r>
         <w:tab/>
       </w:r>
       <w:r>
+        <w:t xml:space="preserve">Banco de Dados Estatístico - Cliente Rstudio</w:t>
+      </w:r>
+    </w:p>
+    <w:bookmarkStart w:id="239" w:name="section-14"/>
+    <w:p>
+      <w:pPr>
+        <w:pStyle w:val="Heading4"/>
+      </w:pPr>
+      <w:r>
+        <w:t xml:space="preserve">06/10/2025</w:t>
+      </w:r>
+    </w:p>
+    <w:bookmarkEnd w:id="239"/>
+    <w:bookmarkStart w:id="240" w:name="professor-miguél-suares-14"/>
+    <w:p>
+      <w:pPr>
+        <w:pStyle w:val="Heading4"/>
+      </w:pPr>
+      <w:r>
+        <w:t xml:space="preserve">Professor Miguél Suares</w:t>
+      </w:r>
+    </w:p>
+    <w:bookmarkEnd w:id="240"/>
+    <w:bookmarkEnd w:id="241"/>
+    <w:bookmarkStart w:id="244" w:name="Xe08ef177733e8982d370e6dc3ef04209e1d9839"/>
+    <w:p>
+      <w:pPr>
+        <w:pStyle w:val="Heading1"/>
+      </w:pPr>
+      <w:r>
+        <w:rPr>
+          <w:rStyle w:val="SectionNumber"/>
+        </w:rPr>
+        <w:t xml:space="preserve">16</w:t>
+      </w:r>
+      <w:r>
+        <w:tab/>
+      </w:r>
+      <w:r>
         <w:t xml:space="preserve">Banco de Dados - Análise de Dados Parte 01</w:t>
       </w:r>
     </w:p>
-    <w:bookmarkStart w:id="210" w:name="section-9"/>
+    <w:bookmarkStart w:id="242" w:name="section-15"/>
     <w:p>
       <w:pPr>
         <w:pStyle w:val="Heading4"/>
@@ -10733,8 +11708,8 @@
         <w:t xml:space="preserve">13/10/2025</w:t>
       </w:r>
     </w:p>
-    <w:bookmarkEnd w:id="210"/>
-    <w:bookmarkStart w:id="211" w:name="professor-miguél-suares-9"/>
+    <w:bookmarkEnd w:id="242"/>
+    <w:bookmarkStart w:id="243" w:name="professor-miguél-suares-15"/>
     <w:p>
       <w:pPr>
         <w:pStyle w:val="Heading4"/>
@@ -10743,9 +11718,9 @@
         <w:t xml:space="preserve">Professor Miguél Suares</w:t>
       </w:r>
     </w:p>
-    <w:bookmarkEnd w:id="211"/>
-    <w:bookmarkEnd w:id="212"/>
-    <w:bookmarkStart w:id="215" w:name="Xe0d22eda630b78b40eff51d7c72a525e7b40e20"/>
+    <w:bookmarkEnd w:id="243"/>
+    <w:bookmarkEnd w:id="244"/>
+    <w:bookmarkStart w:id="247" w:name="Xa571ecb397b59db5b671f73a47aafef22826eea"/>
     <w:p>
       <w:pPr>
         <w:pStyle w:val="Heading1"/>
@@ -10754,16 +11729,55 @@
         <w:rPr>
           <w:rStyle w:val="SectionNumber"/>
         </w:rPr>
-        <w:t xml:space="preserve">11</w:t>
+        <w:t xml:space="preserve">17</w:t>
       </w:r>
       <w:r>
         <w:tab/>
       </w:r>
       <w:r>
+        <w:t xml:space="preserve">Banco de Dados - Análise de Dados Parte 01</w:t>
+      </w:r>
+    </w:p>
+    <w:bookmarkStart w:id="245" w:name="section-16"/>
+    <w:p>
+      <w:pPr>
+        <w:pStyle w:val="Heading4"/>
+      </w:pPr>
+      <w:r>
+        <w:t xml:space="preserve">13/10/2025</w:t>
+      </w:r>
+    </w:p>
+    <w:bookmarkEnd w:id="245"/>
+    <w:bookmarkStart w:id="246" w:name="professor-miguél-suares-16"/>
+    <w:p>
+      <w:pPr>
+        <w:pStyle w:val="Heading4"/>
+      </w:pPr>
+      <w:r>
+        <w:t xml:space="preserve">Professor Miguél Suares</w:t>
+      </w:r>
+    </w:p>
+    <w:bookmarkEnd w:id="246"/>
+    <w:bookmarkEnd w:id="247"/>
+    <w:bookmarkStart w:id="250" w:name="Xe0d22eda630b78b40eff51d7c72a525e7b40e20"/>
+    <w:p>
+      <w:pPr>
+        <w:pStyle w:val="Heading1"/>
+      </w:pPr>
+      <w:r>
+        <w:rPr>
+          <w:rStyle w:val="SectionNumber"/>
+        </w:rPr>
+        <w:t xml:space="preserve">18</w:t>
+      </w:r>
+      <w:r>
+        <w:tab/>
+      </w:r>
+      <w:r>
         <w:t xml:space="preserve">Banco de Dados - Análise de Dados Parte 02</w:t>
       </w:r>
     </w:p>
-    <w:bookmarkStart w:id="213" w:name="section-10"/>
+    <w:bookmarkStart w:id="248" w:name="section-17"/>
     <w:p>
       <w:pPr>
         <w:pStyle w:val="Heading4"/>
@@ -10772,8 +11786,8 @@
         <w:t xml:space="preserve">20/10/2025</w:t>
       </w:r>
     </w:p>
-    <w:bookmarkEnd w:id="213"/>
-    <w:bookmarkStart w:id="214" w:name="professor-miguél-suares-10"/>
+    <w:bookmarkEnd w:id="248"/>
+    <w:bookmarkStart w:id="249" w:name="professor-miguél-suares-17"/>
     <w:p>
       <w:pPr>
         <w:pStyle w:val="Heading4"/>
@@ -10782,9 +11796,9 @@
         <w:t xml:space="preserve">Professor Miguél Suares</w:t>
       </w:r>
     </w:p>
-    <w:bookmarkEnd w:id="214"/>
-    <w:bookmarkEnd w:id="215"/>
-    <w:bookmarkStart w:id="218" w:name="Xee6f5fb724af1b72980dcd0acd42d20e2a3574e"/>
+    <w:bookmarkEnd w:id="249"/>
+    <w:bookmarkEnd w:id="250"/>
+    <w:bookmarkStart w:id="253" w:name="X402b0731c21dfa084d6cbea5406f3cd8b5b5d2a"/>
     <w:p>
       <w:pPr>
         <w:pStyle w:val="Heading1"/>
@@ -10793,16 +11807,55 @@
         <w:rPr>
           <w:rStyle w:val="SectionNumber"/>
         </w:rPr>
-        <w:t xml:space="preserve">12</w:t>
+        <w:t xml:space="preserve">19</w:t>
       </w:r>
       <w:r>
         <w:tab/>
       </w:r>
       <w:r>
+        <w:t xml:space="preserve">Banco de Dados - Análise de Dados Parte 02</w:t>
+      </w:r>
+    </w:p>
+    <w:bookmarkStart w:id="251" w:name="section-18"/>
+    <w:p>
+      <w:pPr>
+        <w:pStyle w:val="Heading4"/>
+      </w:pPr>
+      <w:r>
+        <w:t xml:space="preserve">20/10/2025</w:t>
+      </w:r>
+    </w:p>
+    <w:bookmarkEnd w:id="251"/>
+    <w:bookmarkStart w:id="252" w:name="professor-miguél-suares-18"/>
+    <w:p>
+      <w:pPr>
+        <w:pStyle w:val="Heading4"/>
+      </w:pPr>
+      <w:r>
+        <w:t xml:space="preserve">Professor Miguél Suares</w:t>
+      </w:r>
+    </w:p>
+    <w:bookmarkEnd w:id="252"/>
+    <w:bookmarkEnd w:id="253"/>
+    <w:bookmarkStart w:id="256" w:name="Xee6f5fb724af1b72980dcd0acd42d20e2a3574e"/>
+    <w:p>
+      <w:pPr>
+        <w:pStyle w:val="Heading1"/>
+      </w:pPr>
+      <w:r>
+        <w:rPr>
+          <w:rStyle w:val="SectionNumber"/>
+        </w:rPr>
+        <w:t xml:space="preserve">20</w:t>
+      </w:r>
+      <w:r>
+        <w:tab/>
+      </w:r>
+      <w:r>
         <w:t xml:space="preserve">Banco de Dados - Análise de Dados Parte 03</w:t>
       </w:r>
     </w:p>
-    <w:bookmarkStart w:id="216" w:name="section-11"/>
+    <w:bookmarkStart w:id="254" w:name="section-19"/>
     <w:p>
       <w:pPr>
         <w:pStyle w:val="Heading4"/>
@@ -10811,8 +11864,8 @@
         <w:t xml:space="preserve">27/10/2025</w:t>
       </w:r>
     </w:p>
-    <w:bookmarkEnd w:id="216"/>
-    <w:bookmarkStart w:id="217" w:name="professor-miguél-suares-11"/>
+    <w:bookmarkEnd w:id="254"/>
+    <w:bookmarkStart w:id="255" w:name="professor-miguél-suares-19"/>
     <w:p>
       <w:pPr>
         <w:pStyle w:val="Heading4"/>
@@ -10821,8 +11874,47 @@
         <w:t xml:space="preserve">Professor Miguél Suares</w:t>
       </w:r>
     </w:p>
-    <w:bookmarkEnd w:id="217"/>
-    <w:bookmarkEnd w:id="218"/>
+    <w:bookmarkEnd w:id="255"/>
+    <w:bookmarkEnd w:id="256"/>
+    <w:bookmarkStart w:id="259" w:name="Xc82e75993588b5b9b857ebdfd2db26272479592"/>
+    <w:p>
+      <w:pPr>
+        <w:pStyle w:val="Heading1"/>
+      </w:pPr>
+      <w:r>
+        <w:rPr>
+          <w:rStyle w:val="SectionNumber"/>
+        </w:rPr>
+        <w:t xml:space="preserve">21</w:t>
+      </w:r>
+      <w:r>
+        <w:tab/>
+      </w:r>
+      <w:r>
+        <w:t xml:space="preserve">Banco de Dados - Análise de Dados Parte 03</w:t>
+      </w:r>
+    </w:p>
+    <w:bookmarkStart w:id="257" w:name="section-20"/>
+    <w:p>
+      <w:pPr>
+        <w:pStyle w:val="Heading4"/>
+      </w:pPr>
+      <w:r>
+        <w:t xml:space="preserve">27/10/2025</w:t>
+      </w:r>
+    </w:p>
+    <w:bookmarkEnd w:id="257"/>
+    <w:bookmarkStart w:id="258" w:name="professor-miguél-suares-20"/>
+    <w:p>
+      <w:pPr>
+        <w:pStyle w:val="Heading4"/>
+      </w:pPr>
+      <w:r>
+        <w:t xml:space="preserve">Professor Miguél Suares</w:t>
+      </w:r>
+    </w:p>
+    <w:bookmarkEnd w:id="258"/>
+    <w:bookmarkEnd w:id="259"/>
     <w:sectPr/>
   </w:body>
 </w:document>
